--- a/docs/Arquitectura_Proyecto_RIESGO_LAVADO.docx
+++ b/docs/Arquitectura_Proyecto_RIESGO_LAVADO.docx
@@ -1305,7 +1305,7 @@
               <w:rPr>
                 <w:sz w:val="20"/>
               </w:rPr>
-              <w:t>Auth, Catalogos, Configuracion, Auditoria, Listas</w:t>
+              <w:t>Auth, Catalogos, Configuración, Auditoría, Listas</w:t>
             </w:r>
           </w:p>
         </w:tc>
@@ -1429,7 +1429,7 @@
               <w:rPr>
                 <w:sz w:val="20"/>
               </w:rPr>
-              <w:t>Usuario, Catalogo, Configuracion, Auditoria, Listas</w:t>
+              <w:t>Usuario, Catalogo, Configuración, Auditoría, Listas</w:t>
             </w:r>
           </w:p>
         </w:tc>
@@ -1579,7 +1579,7 @@
               <w:rPr>
                 <w:sz w:val="20"/>
               </w:rPr>
-              <w:t>Filtro backend que valida el claim modulos del JWT contra los módulos requeridos por endpoint.</w:t>
+              <w:t>Filtro backend que valida el claim módulos del JWT contra los módulos requeridos por endpoint.</w:t>
             </w:r>
           </w:p>
         </w:tc>
@@ -1833,7 +1833,7 @@
               <w:rPr>
                 <w:sz w:val="20"/>
               </w:rPr>
-              <w:t>auth, catalogo, configuracion, listas, auditoria, active-directorio</w:t>
+              <w:t>auth, catalogo, configuración, listas, auditoría, active-directorio</w:t>
             </w:r>
           </w:p>
         </w:tc>
@@ -1901,7 +1901,7 @@
               <w:rPr>
                 <w:sz w:val="20"/>
               </w:rPr>
-              <w:t>auth.guard, modulo.guard, role.guard</w:t>
+              <w:t>auth.guard, módulo.guard, role.guard</w:t>
             </w:r>
           </w:p>
         </w:tc>
@@ -2087,7 +2087,7 @@
               <w:rPr>
                 <w:sz w:val="20"/>
               </w:rPr>
-              <w:t>usuarios, configuracion, monitoreo-listas, bitacora, tipo-listas, cargar-listas, coincidencias</w:t>
+              <w:t>usuarios, configuración, monitoreo-listas, bitacora, tipo-listas, cargar-listas, coincidencias</w:t>
             </w:r>
           </w:p>
         </w:tc>
@@ -2410,7 +2410,7 @@
               <w:rPr>
                 <w:sz w:val="20"/>
               </w:rPr>
-              <w:t>/configuracion</w:t>
+              <w:t>/configuración</w:t>
             </w:r>
           </w:p>
         </w:tc>
@@ -3202,7 +3202,7 @@
               <w:rPr>
                 <w:sz w:val="20"/>
               </w:rPr>
-              <w:t>/api/configuracion</w:t>
+              <w:t>/api/configuración</w:t>
             </w:r>
           </w:p>
         </w:tc>
@@ -3264,7 +3264,7 @@
               <w:rPr>
                 <w:sz w:val="20"/>
               </w:rPr>
-              <w:t>/api/auditoria</w:t>
+              <w:t>/api/auditoría</w:t>
             </w:r>
           </w:p>
         </w:tc>
@@ -3392,7 +3392,7 @@
         <w:t>La API genera JWT con claims de identidad, rol, uid, d</w:t>
       </w:r>
       <w:r>
-        <w:t>ominio, modulos y debe_cambiar_pass; además persiste refresh token en RL_REFRESH_TOKENS.</w:t>
+        <w:t>ominio, módulos y debe_cambiar_pass; además persiste refresh token en RL_REFRESH_TOKENS.</w:t>
       </w:r>
     </w:p>
     <w:p>
@@ -4567,7 +4567,7 @@
               <w:rPr>
                 <w:sz w:val="20"/>
               </w:rPr>
-              <w:t>features/admin/configuracion + ConfiguracionService</w:t>
+              <w:t>features/admin/configuración + ConfiguracionService</w:t>
             </w:r>
           </w:p>
         </w:tc>
@@ -4892,7 +4892,7 @@
         <w:spacing w:after="80"/>
       </w:pPr>
       <w:r>
-        <w:t>El claim mo</w:t>
+        <w:t>El claim mó</w:t>
       </w:r>
       <w:r>
         <w:t>dulos es el contrato de autorización fina entre base de datos, backend y frontend.</w:t>
